--- a/assets/docs/dinh-neo.docx
+++ b/assets/docs/dinh-neo.docx
@@ -9,19 +9,21 @@
       <w:r>
         <w:rPr>
           <w:b/>
-          <w:color w:val="8B1E1E"/>
           <w:sz w:val="22"/>
         </w:rPr>
         <w:t>TRƯỜNG THPT NHÃ NAM • XÃ NHÃ NAM, TỈNH BẮC NINH</w:t>
-        <w:br/>
       </w:r>
+    </w:p>
+    <w:p>
+      <w:pPr>
+        <w:jc w:val="center"/>
+      </w:pPr>
       <w:r>
         <w:rPr>
-          <w:color w:val="786C5E"/>
-          <w:sz w:val="20"/>
+          <w:b w:val="0"/>
+          <w:sz w:val="22"/>
         </w:rPr>
-        <w:t>CỔNG THÔNG TIN SỐ HÓA DI SẢN VĂN HÓA VÀ LỊCH SỬ ĐỊA PHƯƠNG</w:t>
-        <w:br/>
+        <w:t>Tư liệu giới thiệu di sản văn hóa và lịch sử địa phương</w:t>
       </w:r>
     </w:p>
     <w:p>
@@ -31,7 +33,6 @@
       <w:r>
         <w:rPr>
           <w:b/>
-          <w:color w:val="8B1E1E"/>
           <w:sz w:val="32"/>
         </w:rPr>
         <w:t>ĐÌNH NẺO</w:t>
@@ -44,102 +45,164 @@
       <w:r>
         <w:rPr>
           <w:b/>
-          <w:color w:val="C59B27"/>
-          <w:sz w:val="22"/>
         </w:rPr>
-        <w:t>XẾP HẠNG: DI TÍCH CẤP TỈNH</w:t>
+        <w:t>Xếp hạng: Di tích cấp tỉnh</w:t>
+      </w:r>
+    </w:p>
+    <w:p>
+      <w:r>
+        <w:rPr>
+          <w:b/>
+        </w:rPr>
+        <w:t>I. THÔNG TIN PHÁP LÝ VÀ ĐỊA ĐIỂM</w:t>
       </w:r>
     </w:p>
     <w:p>
       <w:pPr>
-        <w:pStyle w:val="Heading1"/>
+        <w:pStyle w:val="ListBullet"/>
       </w:pPr>
       <w:r>
-        <w:t>I. THÔNG TIN PHÁP LÝ &amp; ĐỊA ĐIỂM</w:t>
+        <w:t>Địa chỉ hiện nay: Thôn Nẻo, xã Nhã Nam, tỉnh Bắc Ninh</w:t>
+      </w:r>
+    </w:p>
+    <w:p>
+      <w:pPr>
+        <w:pStyle w:val="ListBullet"/>
+      </w:pPr>
+      <w:r>
+        <w:t>Địa chỉ trước ngày 01/7/2025: Xã Liên Sơn, huyện Tân Yên, tỉnh Bắc Giang</w:t>
+      </w:r>
+    </w:p>
+    <w:p>
+      <w:pPr>
+        <w:pStyle w:val="ListBullet"/>
+      </w:pPr>
+      <w:r>
+        <w:t>Quyết định xếp hạng: QĐ số 2169/QĐ-UBND, ngày 29/12/2010 của Chủ tịch UBND tỉnh</w:t>
+      </w:r>
+    </w:p>
+    <w:p>
+      <w:pPr>
+        <w:pStyle w:val="ListBullet"/>
+      </w:pPr>
+      <w:r>
+        <w:t>Loại hình di tích: Di tích lịch sử - văn hóa</w:t>
+      </w:r>
+    </w:p>
+    <w:p>
+      <w:pPr>
+        <w:pStyle w:val="ListBullet"/>
+      </w:pPr>
+      <w:r>
+        <w:t>Đối tượng thờ: Cao Sơn, Quý Minh, Thành hoàng làng Hòa Làng</w:t>
       </w:r>
     </w:p>
     <w:p>
       <w:r>
-        <w:t>• Địa chỉ hiện nay: Thôn Nẻo, xã Nhã Nam, tỉnh Bắc Ninh</w:t>
-        <w:br/>
+        <w:rPr>
+          <w:b/>
+        </w:rPr>
+        <w:t>II. TỔNG QUAN</w:t>
       </w:r>
+    </w:p>
+    <w:p>
       <w:r>
-        <w:t>• Địa chỉ trước ngày 01/7/2025: Xã Liên Sơn, huyện Tân Yên, tỉnh Bắc Giang</w:t>
-        <w:br/>
+        <w:rPr>
+          <w:b w:val="0"/>
+        </w:rPr>
+        <w:t>Ngôi đình cổ của thôn Nẻo thờ Đức thánh Cao Sơn, Quý Minh và Thành hoàng làng Hòa Làng, di tích lịch sử - văn hóa cấp tỉnh.</w:t>
       </w:r>
+    </w:p>
+    <w:p>
       <w:r>
-        <w:t>• Quyết định xếp hạng: QĐ số 2169/QĐ-UBND, ngày 29/12/2010 của Chủ tịch UBND tỉnh</w:t>
-        <w:br/>
+        <w:rPr>
+          <w:b/>
+        </w:rPr>
+        <w:t>III. NỘI DUNG GIỚI THIỆU</w:t>
       </w:r>
+    </w:p>
+    <w:p>
       <w:r>
-        <w:t>• Loại hình di tích: Di tích lịch sử - văn hóa</w:t>
-        <w:br/>
+        <w:rPr>
+          <w:b w:val="0"/>
+        </w:rPr>
+        <w:t>Đình Nẻo tọa lạc tại thôn Nẻo, xã Nhã Nam, tỉnh Bắc Ninh (trước ngày 01/7/2025 thuộc xã Liên Sơn, huyện Tân Yên, tỉnh Bắc Giang). Ngôi đình là trung tâm hội tụ văn hóa tín ngưỡng truyền thống của vùng đất Liên Sơn cũ.</w:t>
       </w:r>
+    </w:p>
+    <w:p>
       <w:r>
-        <w:t>• Đối tượng thờ phụng: Cao Sơn, Quý Minh, Thành hoàng làng Hòa Làng</w:t>
-        <w:br/>
+        <w:rPr>
+          <w:b/>
+        </w:rPr>
+        <w:t>IV. Ý NGHĨA LỊCH SỬ VÀ SỰ KIỆN NỔI BẬT</w:t>
       </w:r>
     </w:p>
     <w:p>
       <w:pPr>
-        <w:pStyle w:val="Heading1"/>
+        <w:pStyle w:val="ListBullet"/>
       </w:pPr>
       <w:r>
-        <w:t>II. TỔNG QUAN GIÁ TRỊ LỊCH SỬ</w:t>
+        <w:rPr>
+          <w:b/>
+        </w:rPr>
+        <w:t xml:space="preserve">Trung tâm đoàn kết thôn xóm: </w:t>
+      </w:r>
+      <w:r>
+        <w:t>Đình là nơi tổ chức tế lễ, sinh hoạt hương ước làng xã và nuôi dưỡng tinh thần yêu nước trong các cuộc đấu tranh giải phóng dân tộc.</w:t>
+      </w:r>
+    </w:p>
+    <w:p>
+      <w:pPr>
+        <w:pStyle w:val="ListBullet"/>
+      </w:pPr>
+      <w:r>
+        <w:rPr>
+          <w:b/>
+        </w:rPr>
+        <w:t xml:space="preserve">Xếp hạng di tích: </w:t>
+      </w:r>
+      <w:r>
+        <w:t>Được Chủ tịch UBND tỉnh ban hành Quyết định số 2169/QĐ-UBND ngày 29/12/2010 xếp hạng di tích lịch sử - văn hóa cấp tỉnh.</w:t>
       </w:r>
     </w:p>
     <w:p>
       <w:r>
-        <w:t>Ngôi đình cổ của thôn Nẻo thờ Đức thánh Cao Sơn, Quý Minh và Thành hoàng làng Hòa Làng, di tích lịch sử - văn hóa cấp tỉnh.</w:t>
+        <w:rPr>
+          <w:b/>
+        </w:rPr>
+        <w:t>V. KIẾN TRÚC VÀ CÔNG TÁC BẢO TỒN</w:t>
       </w:r>
     </w:p>
     <w:p>
       <w:pPr>
-        <w:pStyle w:val="Heading1"/>
+        <w:pStyle w:val="ListBullet"/>
       </w:pPr>
       <w:r>
-        <w:t>III. BÀI THUYẾT MINH CHI TIẾT</w:t>
+        <w:t>Kiến trúc đình cổ truyền vững chắc, mái ngói cong đầu đao thanh thoát, khung gỗ lim chịu lực kiên cố.</w:t>
+      </w:r>
+    </w:p>
+    <w:p>
+      <w:pPr>
+        <w:pStyle w:val="ListBullet"/>
+      </w:pPr>
+      <w:r>
+        <w:t>Lưu giữ nhiều cấu kiện gỗ chạm trổ hình hoa cúc dây, rồng chầu mặt trời sinh động cùng ngai thờ, sắc phong cổ.</w:t>
       </w:r>
     </w:p>
     <w:p>
       <w:r>
-        <w:t>Đình Nẻo tọa lạc tại thôn Nẻo, xã Nhã Nam, tỉnh Bắc Ninh (trước ngày 01/7/2025 thuộc xã Liên Sơn, huyện Tân Yên, tỉnh Bắc Giang). Ngôi đình là trung tâm hội tụ văn hóa tín ngưỡng truyền thống của vùng đất Liên Sơn cũ.</w:t>
-      </w:r>
-    </w:p>
-    <w:p>
-      <w:pPr>
-        <w:pStyle w:val="Heading2"/>
-      </w:pPr>
-      <w:r>
-        <w:t>IV. Ý NGHĨA LỊCH SỬ VÀ SỰ KIỆN NỔI BẬT</w:t>
+        <w:rPr>
+          <w:b/>
+        </w:rPr>
+        <w:t>VI. GÓC HỌC TẬP</w:t>
       </w:r>
     </w:p>
     <w:p>
       <w:r>
-        <w:t>• Trung tâm đoàn kết thôn xóm: Đình là nơi tổ chức tế lễ, sinh hoạt hương ước làng xã và nuôi dưỡng tinh thần yêu nước trong các cuộc đấu tranh giải phóng dân tộc.</w:t>
-      </w:r>
-    </w:p>
-    <w:p>
-      <w:r>
-        <w:t>• Xếp hạng di tích: Được Chủ tịch UBND tỉnh ban hành Quyết định số 2169/QĐ-UBND ngày 29/12/2010 xếp hạng di tích lịch sử - văn hóa cấp tỉnh.</w:t>
-      </w:r>
-    </w:p>
-    <w:p>
-      <w:pPr>
-        <w:pStyle w:val="Heading2"/>
-      </w:pPr>
-      <w:r>
-        <w:t>V. KIẾN TRÚC VÀ CÔNG TÁC BẢO TỒN</w:t>
-      </w:r>
-    </w:p>
-    <w:p>
-      <w:r>
-        <w:t>• Kiến trúc đình cổ truyền vững chắc, mái ngói cong đầu đao thanh thoát, khung gỗ lim chịu lực kiên cố.</w:t>
-      </w:r>
-    </w:p>
-    <w:p>
-      <w:r>
-        <w:t>• Lưu giữ nhiều cấu kiện gỗ chạm trổ hình hoa cúc dây, rồng chầu mặt trời sinh động cùng ngai thờ, sắc phong cổ.</w:t>
+        <w:rPr>
+          <w:b w:val="0"/>
+        </w:rPr>
+        <w:t>Khám phá đình Nẻo giúp bồi đắp lòng tự hào về truyền thống bảo tồn di sản của các thế hệ nhân dân thôn Nẻo nói riêng và xã Nhã Nam nói chung.</w:t>
       </w:r>
     </w:p>
     <w:p>
@@ -148,15 +211,10 @@
       </w:pPr>
       <w:r>
         <w:rPr>
-          <w:i/>
-          <w:color w:val="808080"/>
-          <w:sz w:val="18"/>
+          <w:b w:val="0"/>
+          <w:sz w:val="20"/>
         </w:rPr>
-        <w:br/>
-        <w:br/>
-        <w:t>Tư liệu số hóa phục vụ công tác giảng dạy, học tập ngoại khóa và nghiên cứu lịch sử địa phương.</w:t>
-        <w:br/>
-        <w:t>Bản quyền số hóa: Trường THPT Nhã Nam, xã Nhã Nam, tỉnh Bắc Ninh.</w:t>
+        <w:t>Tài liệu tổng hợp phục vụ giảng dạy, học tập ngoại khóa và tìm hiểu lịch sử địa phương. Trường THPT Nhã Nam, xã Nhã Nam, tỉnh Bắc Ninh.</w:t>
       </w:r>
     </w:p>
     <w:sectPr>
@@ -532,6 +590,10 @@
     <w:name w:val="Normal"/>
     <w:qFormat/>
     <w:rsid w:val="00FC693F"/>
+    <w:rPr>
+      <w:rFonts w:ascii="Times New Roman" w:hAnsi="Times New Roman"/>
+      <w:sz w:val="26"/>
+    </w:rPr>
   </w:style>
   <w:style w:type="paragraph" w:styleId="Header">
     <w:name w:val="header"/>
